--- a/assets/downloads/simulation-3/situation-and-setting.docx
+++ b/assets/downloads/simulation-3/situation-and-setting.docx
@@ -174,7 +174,7 @@
           <w:rFonts w:ascii="Aptos" w:hAnsi="Aptos" w:eastAsia="Aptos" w:cs="Aptos"/>
           <w:color w:val="000000"/>
         </w:rPr>
-        <w:t>ootball field or similar, classroom or near classroom, stadium or arena or similar, swimming pool, or other atypical setting (gymnastics, ice).</w:t>
+        <w:t>ootball field or similar, classroom or near classroom, stadium or arena or similar, swimming pool, or other atypical setting (gymnastics, ice)</w:t>
       </w:r>
     </w:p>
     <w:sectPr>
@@ -227,7 +227,7 @@
         <w:i/>
         <w:sz w:val="18"/>
       </w:rPr>
-      <w:t>Clinical Simulations for the Athletic Trainer HKPropel Access</w:t>
+      <w:t>Clinical Simulations for the Athletic Trainer Instructor Guide</w:t>
     </w:r>
     <w:r>
       <w:rPr>
